--- a/Documentation/BIT4107 Logbook.docx
+++ b/Documentation/BIT4107 Logbook.docx
@@ -47,11 +47,14 @@
       </w:r>
       <w:proofErr w:type="spellStart"/>
       <w:r>
-        <w:t>Bcs</w:t>
+        <w:t>Bsc</w:t>
       </w:r>
       <w:proofErr w:type="spellEnd"/>
       <w:r>
-        <w:t>. IT</w:t>
+        <w:t>.</w:t>
+      </w:r>
+      <w:r>
+        <w:t xml:space="preserve"> IT</w:t>
       </w:r>
     </w:p>
     <w:p>
@@ -102,10 +105,7 @@
     </w:p>
     <w:p>
       <w:r>
-        <w:t>This logbook is used to document week</w:t>
-      </w:r>
-      <w:r>
-        <w:t>ly learning activities, practical exercises, skills acquired, challenges encountered, solutions applied, and reflections. Students should complete all sections every week.</w:t>
+        <w:t>This logbook is used to document weekly learning activities, practical exercises, skills acquired, challenges encountered, solutions applied, and reflections. Students should complete all sections every week.</w:t>
       </w:r>
     </w:p>
     <w:p>
@@ -128,10 +128,7 @@
       </w:pPr>
       <w:r>
         <w:lastRenderedPageBreak/>
-        <w:t>Week</w:t>
-      </w:r>
-      <w:r>
-        <w:t xml:space="preserve"> 1: Introduction to Mobile Application Development</w:t>
+        <w:t>Week 1: Introduction to Mobile Application Development</w:t>
       </w:r>
     </w:p>
     <w:p>
@@ -510,14 +507,10 @@
     <w:p>
       <w:r>
         <w:br/>
-      </w:r>
-      <w:r>
         <w:t xml:space="preserve">only screenshots needed and labeling </w:t>
       </w:r>
       <w:r>
         <w:br/>
-      </w:r>
-      <w:r>
         <w:t>Screenshots/Evidence Attached (Yes/No)</w:t>
       </w:r>
       <w:r>
@@ -574,8 +567,6 @@
       </w:pPr>
       <w:r>
         <w:br/>
-      </w:r>
-      <w:r>
         <w:t>Personal Reflection</w:t>
       </w:r>
     </w:p>
@@ -1097,10 +1088,7 @@
     </w:p>
     <w:p>
       <w:r>
-        <w:t>Week 2 involved building the Login and Registration screens with form validation. Saving customer r</w:t>
-      </w:r>
-      <w:r>
-        <w:t xml:space="preserve">ecords to SQLite using </w:t>
+        <w:t xml:space="preserve">Week 2 involved building the Login and Registration screens with form validation. Saving customer records to SQLite using </w:t>
       </w:r>
       <w:proofErr w:type="spellStart"/>
       <w:r>
@@ -1108,10 +1096,7 @@
       </w:r>
       <w:proofErr w:type="spellEnd"/>
       <w:r>
-        <w:t xml:space="preserve"> was challengin</w:t>
-      </w:r>
-      <w:r>
-        <w:t xml:space="preserve">g but insightful. Learning how </w:t>
+        <w:t xml:space="preserve"> was challenging but insightful. Learning how </w:t>
       </w:r>
       <w:proofErr w:type="spellStart"/>
       <w:r>
@@ -1127,13 +1112,7 @@
       </w:r>
       <w:proofErr w:type="spellEnd"/>
       <w:r>
-        <w:t>&gt;</w:t>
-      </w:r>
-      <w:r>
-        <w:t xml:space="preserve"> validates inputs an</w:t>
-      </w:r>
-      <w:r>
-        <w:t xml:space="preserve">d how </w:t>
+        <w:t xml:space="preserve">&gt; validates inputs and how </w:t>
       </w:r>
       <w:proofErr w:type="spellStart"/>
       <w:r>
@@ -1525,10 +1504,7 @@
     </w:p>
     <w:p>
       <w:r>
-        <w:t>Week 3 involved building the Home Screen, Product Detail Screen, and Cart Screen. Implementing category filtering, search, quantity selectors, and a dynamic order summary with free delivery logic was rewarding. U</w:t>
-      </w:r>
-      <w:r>
-        <w:t xml:space="preserve">sing </w:t>
+        <w:t xml:space="preserve">Week 3 involved building the Home Screen, Product Detail Screen, and Cart Screen. Implementing category filtering, search, quantity selectors, and a dynamic order summary with free delivery logic was rewarding. Using </w:t>
       </w:r>
       <w:proofErr w:type="spellStart"/>
       <w:r>
@@ -1536,16 +1512,7 @@
       </w:r>
       <w:proofErr w:type="spellEnd"/>
       <w:r>
-        <w:t xml:space="preserve"> </w:t>
-      </w:r>
-      <w:r>
-        <w:t>Sc</w:t>
-      </w:r>
-      <w:r>
-        <w:t>rollable Sheet and Dismissible</w:t>
-      </w:r>
-      <w:r>
-        <w:t xml:space="preserve"> widgets introduced me to more advanced Flutter UI components.</w:t>
+        <w:t xml:space="preserve"> Scrollable Sheet and Dismissible widgets introduced me to more advanced Flutter UI components.</w:t>
       </w:r>
     </w:p>
     <w:p/>
@@ -1729,20 +1696,7 @@
       <w:r>
         <w:br/>
       </w:r>
-      <w:r>
-        <w:lastRenderedPageBreak/>
-        <w:br/>
-      </w:r>
     </w:p>
-    <w:p>
-      <w:r>
-        <w:br/>
-      </w:r>
-      <w:r>
-        <w:br/>
-      </w:r>
-    </w:p>
-    <w:p/>
     <w:p>
       <w:pPr>
         <w:pStyle w:val="Heading1"/>
@@ -1806,6 +1760,11 @@
     <w:p>
       <w:pPr>
         <w:pStyle w:val="Caption"/>
+        <w:rPr>
+          <w:color w:val="auto"/>
+          <w:sz w:val="22"/>
+          <w:szCs w:val="22"/>
+        </w:rPr>
       </w:pPr>
       <w:r>
         <w:rPr>
@@ -1868,10 +1827,6 @@
         <w:br/>
       </w:r>
       <w:r>
-        <w:rPr>
-          <w:sz w:val="22"/>
-          <w:szCs w:val="22"/>
-        </w:rPr>
         <w:t>Personal Reflection</w:t>
       </w:r>
     </w:p>
@@ -1880,10 +1835,7 @@
         <w:t>Week 5</w:t>
       </w:r>
       <w:r>
-        <w:t xml:space="preserve"> focused on building the Customer Records screen with full SQLite CRUD operations — Create, Read, Update, and Delete. Impl</w:t>
-      </w:r>
-      <w:r>
-        <w:t xml:space="preserve">ementing live search, </w:t>
+        <w:t xml:space="preserve"> focused on building the Customer Records screen with full SQLite CRUD operations — Create, Read, Update, and Delete. Implementing live search, </w:t>
       </w:r>
       <w:proofErr w:type="spellStart"/>
       <w:r>
@@ -1891,44 +1843,414 @@
       </w:r>
       <w:proofErr w:type="spellEnd"/>
       <w:r>
-        <w:t xml:space="preserve"> for displaying rec</w:t>
-      </w:r>
-      <w:r>
-        <w:t>ords, and show Modal Bottom Sheet</w:t>
-      </w:r>
-      <w:r>
-        <w:t xml:space="preserve"> for inline forms was challenging but significantly deepened my understanding of local database management in Flutter.</w:t>
+        <w:t xml:space="preserve"> for displaying records, and show Modal Bottom Sheet for inline forms was challenging but signific</w:t>
+      </w:r>
+      <w:r>
+        <w:t xml:space="preserve">antly </w:t>
+      </w:r>
+      <w:r>
+        <w:t>deepened my understanding of local</w:t>
+      </w:r>
+      <w:r>
+        <w:t xml:space="preserve"> database management in Flutter.</w:t>
       </w:r>
     </w:p>
     <w:p>
-      <w:r>
+      <w:pPr>
+        <w:pStyle w:val="Heading2"/>
+        <w:rPr>
+          <w:rStyle w:val="Heading2Char"/>
+        </w:rPr>
+      </w:pPr>
+      <w:r>
+        <w:rPr>
+          <w:rStyle w:val="Heading2Char"/>
+        </w:rPr>
         <w:lastRenderedPageBreak/>
-        <w:br w:type="page"/>
+        <w:t>Week 6: Networking and APIs</w:t>
       </w:r>
     </w:p>
     <w:p>
-      <w:pPr>
-        <w:pStyle w:val="Heading1"/>
-      </w:pPr>
-      <w:r>
-        <w:lastRenderedPageBreak/>
-        <w:t xml:space="preserve">Week 6: Networking and </w:t>
-      </w:r>
-      <w:r>
-        <w:t>APIs</w:t>
+      <w:r>
+        <w:rPr>
+          <w:noProof/>
+        </w:rPr>
+        <w:drawing>
+          <wp:inline distT="0" distB="0" distL="0" distR="0">
+            <wp:extent cx="2544257" cy="5473700"/>
+            <wp:effectExtent l="0" t="0" r="8890" b="0"/>
+            <wp:docPr id="7" name="Picture 7"/>
+            <wp:cNvGraphicFramePr>
+              <a:graphicFrameLocks xmlns:a="http://schemas.openxmlformats.org/drawingml/2006/main" noChangeAspect="1"/>
+            </wp:cNvGraphicFramePr>
+            <a:graphic xmlns:a="http://schemas.openxmlformats.org/drawingml/2006/main">
+              <a:graphicData uri="http://schemas.openxmlformats.org/drawingml/2006/picture">
+                <pic:pic xmlns:pic="http://schemas.openxmlformats.org/drawingml/2006/picture">
+                  <pic:nvPicPr>
+                    <pic:cNvPr id="7" name="WhatsApp Image 2026-06-17 at 15.40.11.jpeg"/>
+                    <pic:cNvPicPr/>
+                  </pic:nvPicPr>
+                  <pic:blipFill>
+                    <a:blip r:embed="rId18">
+                      <a:extLst>
+                        <a:ext uri="{28A0092B-C50C-407E-A947-70E740481C1C}">
+                          <a14:useLocalDpi xmlns:a14="http://schemas.microsoft.com/office/drawing/2010/main" val="0"/>
+                        </a:ext>
+                      </a:extLst>
+                    </a:blip>
+                    <a:stretch>
+                      <a:fillRect/>
+                    </a:stretch>
+                  </pic:blipFill>
+                  <pic:spPr>
+                    <a:xfrm>
+                      <a:off x="0" y="0"/>
+                      <a:ext cx="2560609" cy="5508879"/>
+                    </a:xfrm>
+                    <a:prstGeom prst="rect">
+                      <a:avLst/>
+                    </a:prstGeom>
+                  </pic:spPr>
+                </pic:pic>
+              </a:graphicData>
+            </a:graphic>
+          </wp:inline>
+        </w:drawing>
       </w:r>
     </w:p>
     <w:p>
       <w:pPr>
-        <w:pStyle w:val="Heading2"/>
-      </w:pPr>
-      <w:r>
-        <w:t>Same as week 1</w:t>
+        <w:pStyle w:val="Caption"/>
+        <w:rPr>
+          <w:color w:val="auto"/>
+          <w:sz w:val="20"/>
+          <w:szCs w:val="20"/>
+        </w:rPr>
+      </w:pPr>
+      <w:r>
+        <w:rPr>
+          <w:color w:val="auto"/>
+          <w:sz w:val="20"/>
+          <w:szCs w:val="20"/>
+        </w:rPr>
+        <w:t xml:space="preserve">Figure </w:t>
+      </w:r>
+      <w:r>
+        <w:rPr>
+          <w:color w:val="auto"/>
+          <w:sz w:val="20"/>
+          <w:szCs w:val="20"/>
+        </w:rPr>
+        <w:fldChar w:fldCharType="begin"/>
+      </w:r>
+      <w:r>
+        <w:rPr>
+          <w:color w:val="auto"/>
+          <w:sz w:val="20"/>
+          <w:szCs w:val="20"/>
+        </w:rPr>
+        <w:instrText xml:space="preserve"> SEQ Figure \* ARABIC </w:instrText>
+      </w:r>
+      <w:r>
+        <w:rPr>
+          <w:color w:val="auto"/>
+          <w:sz w:val="20"/>
+          <w:szCs w:val="20"/>
+        </w:rPr>
+        <w:fldChar w:fldCharType="separate"/>
+      </w:r>
+      <w:r>
+        <w:rPr>
+          <w:noProof/>
+          <w:color w:val="auto"/>
+          <w:sz w:val="20"/>
+          <w:szCs w:val="20"/>
+        </w:rPr>
+        <w:t>13</w:t>
+      </w:r>
+      <w:r>
+        <w:rPr>
+          <w:color w:val="auto"/>
+          <w:sz w:val="20"/>
+          <w:szCs w:val="20"/>
+        </w:rPr>
+        <w:fldChar w:fldCharType="end"/>
+      </w:r>
+      <w:r>
+        <w:rPr>
+          <w:color w:val="auto"/>
+          <w:sz w:val="20"/>
+          <w:szCs w:val="20"/>
+        </w:rPr>
+        <w:t>: Network posts</w:t>
       </w:r>
     </w:p>
     <w:p>
       <w:r>
-        <w:br/>
+        <w:rPr>
+          <w:noProof/>
+        </w:rPr>
+        <w:lastRenderedPageBreak/>
+        <w:drawing>
+          <wp:inline distT="0" distB="0" distL="0" distR="0">
+            <wp:extent cx="2384872" cy="5130800"/>
+            <wp:effectExtent l="0" t="0" r="0" b="0"/>
+            <wp:docPr id="12" name="Picture 12"/>
+            <wp:cNvGraphicFramePr>
+              <a:graphicFrameLocks xmlns:a="http://schemas.openxmlformats.org/drawingml/2006/main" noChangeAspect="1"/>
+            </wp:cNvGraphicFramePr>
+            <a:graphic xmlns:a="http://schemas.openxmlformats.org/drawingml/2006/main">
+              <a:graphicData uri="http://schemas.openxmlformats.org/drawingml/2006/picture">
+                <pic:pic xmlns:pic="http://schemas.openxmlformats.org/drawingml/2006/picture">
+                  <pic:nvPicPr>
+                    <pic:cNvPr id="12" name="111.jpeg"/>
+                    <pic:cNvPicPr/>
+                  </pic:nvPicPr>
+                  <pic:blipFill>
+                    <a:blip r:embed="rId19">
+                      <a:extLst>
+                        <a:ext uri="{28A0092B-C50C-407E-A947-70E740481C1C}">
+                          <a14:useLocalDpi xmlns:a14="http://schemas.microsoft.com/office/drawing/2010/main" val="0"/>
+                        </a:ext>
+                      </a:extLst>
+                    </a:blip>
+                    <a:stretch>
+                      <a:fillRect/>
+                    </a:stretch>
+                  </pic:blipFill>
+                  <pic:spPr>
+                    <a:xfrm>
+                      <a:off x="0" y="0"/>
+                      <a:ext cx="2398024" cy="5159096"/>
+                    </a:xfrm>
+                    <a:prstGeom prst="rect">
+                      <a:avLst/>
+                    </a:prstGeom>
+                  </pic:spPr>
+                </pic:pic>
+              </a:graphicData>
+            </a:graphic>
+          </wp:inline>
+        </w:drawing>
+      </w:r>
+    </w:p>
+    <w:p>
+      <w:pPr>
+        <w:pStyle w:val="Caption"/>
+        <w:rPr>
+          <w:color w:val="auto"/>
+          <w:sz w:val="20"/>
+          <w:szCs w:val="20"/>
+        </w:rPr>
+      </w:pPr>
+      <w:r>
+        <w:rPr>
+          <w:color w:val="auto"/>
+          <w:sz w:val="20"/>
+          <w:szCs w:val="20"/>
+        </w:rPr>
+        <w:t xml:space="preserve">Figure </w:t>
+      </w:r>
+      <w:r>
+        <w:rPr>
+          <w:color w:val="auto"/>
+          <w:sz w:val="20"/>
+          <w:szCs w:val="20"/>
+        </w:rPr>
+        <w:fldChar w:fldCharType="begin"/>
+      </w:r>
+      <w:r>
+        <w:rPr>
+          <w:color w:val="auto"/>
+          <w:sz w:val="20"/>
+          <w:szCs w:val="20"/>
+        </w:rPr>
+        <w:instrText xml:space="preserve"> SEQ Figure \* ARABIC </w:instrText>
+      </w:r>
+      <w:r>
+        <w:rPr>
+          <w:color w:val="auto"/>
+          <w:sz w:val="20"/>
+          <w:szCs w:val="20"/>
+        </w:rPr>
+        <w:fldChar w:fldCharType="separate"/>
+      </w:r>
+      <w:r>
+        <w:rPr>
+          <w:noProof/>
+          <w:color w:val="auto"/>
+          <w:sz w:val="20"/>
+          <w:szCs w:val="20"/>
+        </w:rPr>
+        <w:t>14</w:t>
+      </w:r>
+      <w:r>
+        <w:rPr>
+          <w:color w:val="auto"/>
+          <w:sz w:val="20"/>
+          <w:szCs w:val="20"/>
+        </w:rPr>
+        <w:fldChar w:fldCharType="end"/>
+      </w:r>
+      <w:r>
+        <w:rPr>
+          <w:color w:val="auto"/>
+          <w:sz w:val="20"/>
+          <w:szCs w:val="20"/>
+        </w:rPr>
+        <w:t>: API</w:t>
+      </w:r>
+    </w:p>
+    <w:p>
+      <w:r>
+        <w:rPr>
+          <w:noProof/>
+        </w:rPr>
+        <w:lastRenderedPageBreak/>
+        <w:drawing>
+          <wp:inline distT="0" distB="0" distL="0" distR="0">
+            <wp:extent cx="2422155" cy="5200650"/>
+            <wp:effectExtent l="0" t="0" r="0" b="0"/>
+            <wp:docPr id="15" name="Picture 15"/>
+            <wp:cNvGraphicFramePr>
+              <a:graphicFrameLocks xmlns:a="http://schemas.openxmlformats.org/drawingml/2006/main" noChangeAspect="1"/>
+            </wp:cNvGraphicFramePr>
+            <a:graphic xmlns:a="http://schemas.openxmlformats.org/drawingml/2006/main">
+              <a:graphicData uri="http://schemas.openxmlformats.org/drawingml/2006/picture">
+                <pic:pic xmlns:pic="http://schemas.openxmlformats.org/drawingml/2006/picture">
+                  <pic:nvPicPr>
+                    <pic:cNvPr id="15" name="10.jpeg"/>
+                    <pic:cNvPicPr/>
+                  </pic:nvPicPr>
+                  <pic:blipFill>
+                    <a:blip r:embed="rId20">
+                      <a:extLst>
+                        <a:ext uri="{28A0092B-C50C-407E-A947-70E740481C1C}">
+                          <a14:useLocalDpi xmlns:a14="http://schemas.microsoft.com/office/drawing/2010/main" val="0"/>
+                        </a:ext>
+                      </a:extLst>
+                    </a:blip>
+                    <a:stretch>
+                      <a:fillRect/>
+                    </a:stretch>
+                  </pic:blipFill>
+                  <pic:spPr>
+                    <a:xfrm>
+                      <a:off x="0" y="0"/>
+                      <a:ext cx="2448854" cy="5257976"/>
+                    </a:xfrm>
+                    <a:prstGeom prst="rect">
+                      <a:avLst/>
+                    </a:prstGeom>
+                  </pic:spPr>
+                </pic:pic>
+              </a:graphicData>
+            </a:graphic>
+          </wp:inline>
+        </w:drawing>
+      </w:r>
+    </w:p>
+    <w:p>
+      <w:pPr>
+        <w:pStyle w:val="Caption"/>
+        <w:rPr>
+          <w:color w:val="auto"/>
+          <w:sz w:val="20"/>
+          <w:szCs w:val="20"/>
+        </w:rPr>
+      </w:pPr>
+      <w:r>
+        <w:rPr>
+          <w:color w:val="auto"/>
+          <w:sz w:val="20"/>
+          <w:szCs w:val="20"/>
+        </w:rPr>
+        <w:t xml:space="preserve">Figure </w:t>
+      </w:r>
+      <w:r>
+        <w:rPr>
+          <w:color w:val="auto"/>
+          <w:sz w:val="20"/>
+          <w:szCs w:val="20"/>
+        </w:rPr>
+        <w:fldChar w:fldCharType="begin"/>
+      </w:r>
+      <w:r>
+        <w:rPr>
+          <w:color w:val="auto"/>
+          <w:sz w:val="20"/>
+          <w:szCs w:val="20"/>
+        </w:rPr>
+        <w:instrText xml:space="preserve"> SEQ Figure \* ARABIC </w:instrText>
+      </w:r>
+      <w:r>
+        <w:rPr>
+          <w:color w:val="auto"/>
+          <w:sz w:val="20"/>
+          <w:szCs w:val="20"/>
+        </w:rPr>
+        <w:fldChar w:fldCharType="separate"/>
+      </w:r>
+      <w:r>
+        <w:rPr>
+          <w:noProof/>
+          <w:color w:val="auto"/>
+          <w:sz w:val="20"/>
+          <w:szCs w:val="20"/>
+        </w:rPr>
+        <w:t>15</w:t>
+      </w:r>
+      <w:r>
+        <w:rPr>
+          <w:color w:val="auto"/>
+          <w:sz w:val="20"/>
+          <w:szCs w:val="20"/>
+        </w:rPr>
+        <w:fldChar w:fldCharType="end"/>
+      </w:r>
+      <w:r>
+        <w:rPr>
+          <w:color w:val="auto"/>
+          <w:sz w:val="20"/>
+          <w:szCs w:val="20"/>
+        </w:rPr>
+        <w:t>: Customer visit report</w:t>
+      </w:r>
+    </w:p>
+    <w:p>
+      <w:pPr>
+        <w:rPr>
+          <w:b/>
+          <w:color w:val="4F81BD" w:themeColor="accent1"/>
+        </w:rPr>
+      </w:pPr>
+      <w:r>
+        <w:rPr>
+          <w:b/>
+          <w:color w:val="4F81BD" w:themeColor="accent1"/>
+        </w:rPr>
+        <w:t>Personal reflection</w:t>
+      </w:r>
+    </w:p>
+    <w:p>
+      <w:r>
+        <w:t xml:space="preserve">Week 6 deepened my understanding of how mobile apps communicate with remote servers through REST APIs. Implementing full CRUD operations using GET, POST, PUT, and DELETE helped me appreciate the request-response cycle in practice. Integrating SQLite caching with network calls was particularly insightful — it taught me how offline-first architecture ensures a seamless user experience even without connectivity. Handling asynchronous operations using </w:t>
+      </w:r>
+      <w:proofErr w:type="spellStart"/>
+      <w:r>
+        <w:t>async</w:t>
+      </w:r>
+      <w:proofErr w:type="spellEnd"/>
+      <w:r>
+        <w:t xml:space="preserve">/await and </w:t>
+      </w:r>
+      <w:proofErr w:type="spellStart"/>
+      <w:r>
+        <w:t>FutureBuilder</w:t>
+      </w:r>
+      <w:proofErr w:type="spellEnd"/>
+      <w:r>
+        <w:t xml:space="preserve"> strengthened my confidence in building responsive, real-world Flutter applications.</w:t>
       </w:r>
       <w:r>
         <w:br/>
@@ -1936,313 +2258,174 @@
     </w:p>
     <w:p/>
     <w:p>
-      <w:r>
-        <w:br/>
-      </w:r>
-      <w:r>
-        <w:br/>
-      </w:r>
-      <w:bookmarkStart w:id="0" w:name="_GoBack"/>
-      <w:bookmarkEnd w:id="0"/>
-      <w:r>
-        <w:br/>
+      <w:pPr>
+        <w:pStyle w:val="Heading1"/>
+      </w:pPr>
+      <w:r>
+        <w:lastRenderedPageBreak/>
+        <w:t>Week 7: Application Architecture</w:t>
       </w:r>
     </w:p>
     <w:p>
       <w:r>
-        <w:br/>
-      </w:r>
-      <w:r>
-        <w:br/>
-      </w:r>
-      <w:r>
-        <w:br/>
+        <w:rPr>
+          <w:noProof/>
+        </w:rPr>
+        <w:drawing>
+          <wp:inline distT="0" distB="0" distL="0" distR="0">
+            <wp:extent cx="2590800" cy="5583102"/>
+            <wp:effectExtent l="0" t="0" r="0" b="0"/>
+            <wp:docPr id="13" name="Picture 13"/>
+            <wp:cNvGraphicFramePr>
+              <a:graphicFrameLocks xmlns:a="http://schemas.openxmlformats.org/drawingml/2006/main" noChangeAspect="1"/>
+            </wp:cNvGraphicFramePr>
+            <a:graphic xmlns:a="http://schemas.openxmlformats.org/drawingml/2006/main">
+              <a:graphicData uri="http://schemas.openxmlformats.org/drawingml/2006/picture">
+                <pic:pic xmlns:pic="http://schemas.openxmlformats.org/drawingml/2006/picture">
+                  <pic:nvPicPr>
+                    <pic:cNvPr id="13" name="WhatsApp Image 2026-06-17 at 15.40.10.jpeg"/>
+                    <pic:cNvPicPr/>
+                  </pic:nvPicPr>
+                  <pic:blipFill>
+                    <a:blip r:embed="rId21">
+                      <a:extLst>
+                        <a:ext uri="{28A0092B-C50C-407E-A947-70E740481C1C}">
+                          <a14:useLocalDpi xmlns:a14="http://schemas.microsoft.com/office/drawing/2010/main" val="0"/>
+                        </a:ext>
+                      </a:extLst>
+                    </a:blip>
+                    <a:stretch>
+                      <a:fillRect/>
+                    </a:stretch>
+                  </pic:blipFill>
+                  <pic:spPr>
+                    <a:xfrm>
+                      <a:off x="0" y="0"/>
+                      <a:ext cx="2601010" cy="5605105"/>
+                    </a:xfrm>
+                    <a:prstGeom prst="rect">
+                      <a:avLst/>
+                    </a:prstGeom>
+                  </pic:spPr>
+                </pic:pic>
+              </a:graphicData>
+            </a:graphic>
+          </wp:inline>
+        </w:drawing>
       </w:r>
     </w:p>
     <w:p>
-      <w:r>
-        <w:br/>
-      </w:r>
-      <w:r>
-        <w:br/>
-      </w:r>
-    </w:p>
-    <w:p>
-      <w:r>
-        <w:br/>
-      </w:r>
-    </w:p>
-    <w:p>
-      <w:r>
-        <w:br/>
-      </w:r>
-      <w:r>
-        <w:br/>
-      </w:r>
-      <w:r>
-        <w:br/>
-      </w:r>
-    </w:p>
-    <w:p>
-      <w:r>
-        <w:br w:type="page"/>
-      </w:r>
-    </w:p>
-    <w:p>
-      <w:pPr>
-        <w:pStyle w:val="Heading1"/>
-      </w:pPr>
-      <w:r>
-        <w:lastRenderedPageBreak/>
-        <w:t>Week 7: Application Architecture</w:t>
-      </w:r>
-    </w:p>
-    <w:p>
-      <w:pPr>
-        <w:pStyle w:val="Heading2"/>
-      </w:pPr>
-      <w:r>
-        <w:t>Same as week 1</w:t>
-      </w:r>
-    </w:p>
-    <w:p>
-      <w:r>
-        <w:br/>
-      </w:r>
-      <w:r>
-        <w:br/>
-      </w:r>
-    </w:p>
-    <w:p>
-      <w:r>
-        <w:br/>
-      </w:r>
-      <w:r>
-        <w:br/>
-      </w:r>
-    </w:p>
-    <w:p>
-      <w:pPr>
-        <w:pStyle w:val="Heading2"/>
-      </w:pPr>
-    </w:p>
-    <w:p>
-      <w:r>
-        <w:br/>
-      </w:r>
-      <w:r>
-        <w:br/>
-      </w:r>
-      <w:r>
-        <w:br/>
-      </w:r>
-    </w:p>
-    <w:p>
-      <w:r>
-        <w:br w:type="page"/>
-      </w:r>
-    </w:p>
-    <w:p>
-      <w:pPr>
-        <w:pStyle w:val="Heading1"/>
-      </w:pPr>
-      <w:r>
-        <w:lastRenderedPageBreak/>
-        <w:t>Week 8:  Project Planning</w:t>
-      </w:r>
-    </w:p>
-    <w:p>
-      <w:r>
-        <w:br/>
-      </w:r>
-      <w:r>
-        <w:br/>
-      </w:r>
-      <w:r>
-        <w:br/>
-      </w:r>
-    </w:p>
-    <w:p>
-      <w:pPr>
-        <w:pStyle w:val="Heading2"/>
-      </w:pPr>
-    </w:p>
-    <w:p>
-      <w:r>
-        <w:br/>
-      </w:r>
-      <w:r>
-        <w:br/>
-      </w:r>
-      <w:r>
-        <w:br/>
-      </w:r>
-    </w:p>
-    <w:p>
-      <w:r>
-        <w:br w:type="page"/>
-      </w:r>
-    </w:p>
-    <w:p>
-      <w:pPr>
-        <w:pStyle w:val="Heading1"/>
-      </w:pPr>
-      <w:r>
-        <w:lastRenderedPageBreak/>
-        <w:t>Week 9: Device Features and Sensors</w:t>
-      </w:r>
-    </w:p>
-    <w:p>
-      <w:pPr>
-        <w:pStyle w:val="Heading2"/>
-      </w:pPr>
-      <w:r>
-        <w:t>Same as week 1</w:t>
-      </w:r>
-    </w:p>
-    <w:p>
-      <w:r>
-        <w:br/>
-      </w:r>
-      <w:r>
-        <w:br/>
-      </w:r>
-    </w:p>
-    <w:p>
-      <w:pPr>
-        <w:pStyle w:val="Heading2"/>
-      </w:pPr>
-    </w:p>
-    <w:p>
-      <w:r>
-        <w:br/>
-      </w:r>
-      <w:r>
-        <w:br/>
-      </w:r>
-      <w:r>
-        <w:br/>
-      </w:r>
-    </w:p>
-    <w:p>
-      <w:r>
-        <w:br w:type="page"/>
-      </w:r>
-    </w:p>
-    <w:p>
-      <w:pPr>
-        <w:pStyle w:val="Heading1"/>
-      </w:pPr>
-      <w:r>
-        <w:lastRenderedPageBreak/>
-        <w:t>Week 10: Notifications and Background Services</w:t>
-      </w:r>
-    </w:p>
-    <w:p>
-      <w:pPr>
-        <w:pStyle w:val="Heading2"/>
-      </w:pPr>
-      <w:r>
-        <w:t>Same as</w:t>
-      </w:r>
-      <w:r>
-        <w:t xml:space="preserve"> week 1</w:t>
-      </w:r>
-    </w:p>
-    <w:p>
-      <w:r>
-        <w:br/>
-      </w:r>
-      <w:r>
-        <w:br/>
-      </w:r>
-      <w:r>
-        <w:br/>
-      </w:r>
-    </w:p>
-    <w:p>
-      <w:r>
-        <w:br/>
-      </w:r>
-      <w:r>
-        <w:br/>
-      </w:r>
-    </w:p>
-    <w:p>
-      <w:pPr>
-        <w:pStyle w:val="Heading2"/>
-      </w:pPr>
-    </w:p>
-    <w:p>
-      <w:r>
-        <w:br/>
-      </w:r>
-      <w:r>
-        <w:br/>
-      </w:r>
-      <w:r>
-        <w:br/>
-      </w:r>
-    </w:p>
-    <w:p>
-      <w:r>
-        <w:br w:type="page"/>
-      </w:r>
-    </w:p>
-    <w:p>
-      <w:pPr>
-        <w:pStyle w:val="Heading1"/>
-      </w:pPr>
-      <w:r>
-        <w:lastRenderedPageBreak/>
-        <w:t>Week 11: Mobile Security</w:t>
-      </w:r>
-    </w:p>
-    <w:p>
-      <w:pPr>
-        <w:pStyle w:val="Heading2"/>
-      </w:pPr>
-      <w:r>
-        <w:t>Same as week 1</w:t>
-      </w:r>
-    </w:p>
-    <w:p>
-      <w:r>
-        <w:br/>
-      </w:r>
-      <w:r>
-        <w:br/>
-      </w:r>
-      <w:r>
-        <w:br/>
-      </w:r>
+      <w:pPr>
+        <w:pStyle w:val="Caption"/>
+        <w:rPr>
+          <w:color w:val="auto"/>
+          <w:sz w:val="20"/>
+          <w:szCs w:val="20"/>
+        </w:rPr>
+      </w:pPr>
+      <w:r>
+        <w:rPr>
+          <w:color w:val="auto"/>
+          <w:sz w:val="20"/>
+          <w:szCs w:val="20"/>
+        </w:rPr>
+        <w:t xml:space="preserve">Figure </w:t>
+      </w:r>
+      <w:r>
+        <w:rPr>
+          <w:color w:val="auto"/>
+          <w:sz w:val="20"/>
+          <w:szCs w:val="20"/>
+        </w:rPr>
+        <w:fldChar w:fldCharType="begin"/>
+      </w:r>
+      <w:r>
+        <w:rPr>
+          <w:color w:val="auto"/>
+          <w:sz w:val="20"/>
+          <w:szCs w:val="20"/>
+        </w:rPr>
+        <w:instrText xml:space="preserve"> SEQ Figure \* ARABIC </w:instrText>
+      </w:r>
+      <w:r>
+        <w:rPr>
+          <w:color w:val="auto"/>
+          <w:sz w:val="20"/>
+          <w:szCs w:val="20"/>
+        </w:rPr>
+        <w:fldChar w:fldCharType="separate"/>
+      </w:r>
+      <w:r>
+        <w:rPr>
+          <w:noProof/>
+          <w:color w:val="auto"/>
+          <w:sz w:val="20"/>
+          <w:szCs w:val="20"/>
+        </w:rPr>
+        <w:t>16</w:t>
+      </w:r>
+      <w:r>
+        <w:rPr>
+          <w:color w:val="auto"/>
+          <w:sz w:val="20"/>
+          <w:szCs w:val="20"/>
+        </w:rPr>
+        <w:fldChar w:fldCharType="end"/>
+      </w:r>
+      <w:r>
+        <w:rPr>
+          <w:color w:val="auto"/>
+          <w:sz w:val="20"/>
+          <w:szCs w:val="20"/>
+        </w:rPr>
+        <w:t xml:space="preserve">: </w:t>
+      </w:r>
+      <w:proofErr w:type="spellStart"/>
+      <w:r>
+        <w:rPr>
+          <w:color w:val="auto"/>
+          <w:sz w:val="20"/>
+          <w:szCs w:val="20"/>
+        </w:rPr>
+        <w:t>SQlite</w:t>
+      </w:r>
+      <w:proofErr w:type="spellEnd"/>
     </w:p>
     <w:p/>
     <w:p>
       <w:pPr>
-        <w:pStyle w:val="Heading1"/>
-      </w:pPr>
-      <w:r>
-        <w:t>Week 12: Testing and Debugging</w:t>
+        <w:rPr>
+          <w:b/>
+          <w:color w:val="4F81BD" w:themeColor="accent1"/>
+        </w:rPr>
+      </w:pPr>
+      <w:r>
+        <w:rPr>
+          <w:b/>
+          <w:color w:val="4F81BD" w:themeColor="accent1"/>
+        </w:rPr>
+        <w:t>Personal Reflection</w:t>
       </w:r>
     </w:p>
     <w:p>
-      <w:pPr>
-        <w:pStyle w:val="Heading2"/>
-      </w:pPr>
-      <w:r>
-        <w:t>Same as week 1</w:t>
-      </w:r>
-    </w:p>
-    <w:p>
-      <w:r>
-        <w:br/>
-      </w:r>
-      <w:r>
-        <w:br/>
-      </w:r>
-      <w:r>
-        <w:br/>
+      <w:r>
+        <w:t xml:space="preserve">Implementing Week 7 data storage in </w:t>
+      </w:r>
+      <w:proofErr w:type="spellStart"/>
+      <w:r>
+        <w:t>FreshMart</w:t>
+      </w:r>
+      <w:proofErr w:type="spellEnd"/>
+      <w:r>
+        <w:t xml:space="preserve"> was incredibly insightful. Using SQLite to persist customer profiles and manage local shopping cart items ensures a seamless user experience even when offline. Combining this with </w:t>
+      </w:r>
+      <w:proofErr w:type="spellStart"/>
+      <w:r>
+        <w:t>SharedPreferences</w:t>
+      </w:r>
+      <w:proofErr w:type="spellEnd"/>
+      <w:r>
+        <w:t xml:space="preserve"> for secure session persistence taught me how to choose the right storage mechanism for different mobile app requirements.</w:t>
       </w:r>
     </w:p>
     <w:p/>
@@ -2251,7 +2434,154 @@
         <w:pStyle w:val="Heading1"/>
       </w:pPr>
       <w:r>
-        <w:t>Week 13: Application Deployment</w:t>
+        <w:lastRenderedPageBreak/>
+        <w:t>Week 8:  Project Planning</w:t>
+      </w:r>
+    </w:p>
+    <w:p>
+      <w:r>
+        <w:br/>
+      </w:r>
+      <w:r>
+        <w:br/>
+      </w:r>
+      <w:r>
+        <w:br/>
+      </w:r>
+      <w:bookmarkStart w:id="0" w:name="_GoBack"/>
+      <w:bookmarkEnd w:id="0"/>
+    </w:p>
+    <w:p>
+      <w:pPr>
+        <w:pStyle w:val="Heading2"/>
+      </w:pPr>
+    </w:p>
+    <w:p>
+      <w:r>
+        <w:br/>
+      </w:r>
+      <w:r>
+        <w:br/>
+      </w:r>
+      <w:r>
+        <w:br/>
+      </w:r>
+    </w:p>
+    <w:p>
+      <w:r>
+        <w:br w:type="page"/>
+      </w:r>
+    </w:p>
+    <w:p>
+      <w:pPr>
+        <w:pStyle w:val="Heading1"/>
+      </w:pPr>
+      <w:r>
+        <w:lastRenderedPageBreak/>
+        <w:t>Week 9: Device Features and Sensors</w:t>
+      </w:r>
+    </w:p>
+    <w:p>
+      <w:pPr>
+        <w:pStyle w:val="Heading2"/>
+      </w:pPr>
+      <w:r>
+        <w:t>Same as week 1</w:t>
+      </w:r>
+    </w:p>
+    <w:p>
+      <w:r>
+        <w:br/>
+      </w:r>
+      <w:r>
+        <w:br/>
+      </w:r>
+    </w:p>
+    <w:p>
+      <w:pPr>
+        <w:pStyle w:val="Heading2"/>
+      </w:pPr>
+    </w:p>
+    <w:p>
+      <w:r>
+        <w:br/>
+      </w:r>
+      <w:r>
+        <w:br/>
+      </w:r>
+      <w:r>
+        <w:br/>
+      </w:r>
+    </w:p>
+    <w:p>
+      <w:r>
+        <w:br w:type="page"/>
+      </w:r>
+    </w:p>
+    <w:p>
+      <w:pPr>
+        <w:pStyle w:val="Heading1"/>
+      </w:pPr>
+      <w:r>
+        <w:lastRenderedPageBreak/>
+        <w:t>Week 10: Notifications and Background Services</w:t>
+      </w:r>
+    </w:p>
+    <w:p>
+      <w:pPr>
+        <w:pStyle w:val="Heading2"/>
+      </w:pPr>
+      <w:r>
+        <w:t>Same as week 1</w:t>
+      </w:r>
+    </w:p>
+    <w:p>
+      <w:r>
+        <w:br/>
+      </w:r>
+      <w:r>
+        <w:br/>
+      </w:r>
+      <w:r>
+        <w:br/>
+      </w:r>
+    </w:p>
+    <w:p>
+      <w:r>
+        <w:br/>
+      </w:r>
+      <w:r>
+        <w:br/>
+      </w:r>
+    </w:p>
+    <w:p>
+      <w:pPr>
+        <w:pStyle w:val="Heading2"/>
+      </w:pPr>
+    </w:p>
+    <w:p>
+      <w:r>
+        <w:br/>
+      </w:r>
+      <w:r>
+        <w:br/>
+      </w:r>
+      <w:r>
+        <w:br/>
+      </w:r>
+    </w:p>
+    <w:p>
+      <w:r>
+        <w:br w:type="page"/>
+      </w:r>
+    </w:p>
+    <w:p>
+      <w:pPr>
+        <w:pStyle w:val="Heading1"/>
+      </w:pPr>
+      <w:r>
+        <w:lastRenderedPageBreak/>
+        <w:t>Week 11: Mobile Security</w:t>
       </w:r>
     </w:p>
     <w:p>
@@ -2279,7 +2609,7 @@
         <w:pStyle w:val="Heading1"/>
       </w:pPr>
       <w:r>
-        <w:t>Week 14: Final Project Presentation</w:t>
+        <w:t>Week 12: Testing and Debugging</w:t>
       </w:r>
     </w:p>
     <w:p>
@@ -2307,6 +2637,62 @@
         <w:pStyle w:val="Heading1"/>
       </w:pPr>
       <w:r>
+        <w:t>Week 13: Application Deployment</w:t>
+      </w:r>
+    </w:p>
+    <w:p>
+      <w:pPr>
+        <w:pStyle w:val="Heading2"/>
+      </w:pPr>
+      <w:r>
+        <w:t>Same as week 1</w:t>
+      </w:r>
+    </w:p>
+    <w:p>
+      <w:r>
+        <w:br/>
+      </w:r>
+      <w:r>
+        <w:br/>
+      </w:r>
+      <w:r>
+        <w:br/>
+      </w:r>
+    </w:p>
+    <w:p/>
+    <w:p>
+      <w:pPr>
+        <w:pStyle w:val="Heading1"/>
+      </w:pPr>
+      <w:r>
+        <w:t>Week 14: Final Project Presentation</w:t>
+      </w:r>
+    </w:p>
+    <w:p>
+      <w:pPr>
+        <w:pStyle w:val="Heading2"/>
+      </w:pPr>
+      <w:r>
+        <w:t>Same as week 1</w:t>
+      </w:r>
+    </w:p>
+    <w:p>
+      <w:r>
+        <w:br/>
+      </w:r>
+      <w:r>
+        <w:br/>
+      </w:r>
+      <w:r>
+        <w:br/>
+      </w:r>
+    </w:p>
+    <w:p/>
+    <w:p>
+      <w:pPr>
+        <w:pStyle w:val="Heading1"/>
+      </w:pPr>
+      <w:r>
         <w:lastRenderedPageBreak/>
         <w:t>Semester Project Tracking</w:t>
       </w:r>
@@ -2474,10 +2860,7 @@
         <w:pStyle w:val="Heading2"/>
       </w:pPr>
       <w:r>
-        <w:t xml:space="preserve">Major Challenges </w:t>
-      </w:r>
-      <w:r>
-        <w:t>Faced</w:t>
+        <w:t>Major Challenges Faced</w:t>
       </w:r>
     </w:p>
     <w:p>
@@ -2561,21 +2944,12 @@
     </w:p>
     <w:p>
       <w:r>
-        <w:t>Lecturer Name: _</w:t>
-      </w:r>
-      <w:r>
-        <w:t>________________________</w:t>
+        <w:t>Lecturer Name: _________________________</w:t>
       </w:r>
     </w:p>
     <w:p>
       <w:r>
-        <w:t xml:space="preserve">Lecturer </w:t>
-      </w:r>
-      <w:r>
-        <w:t>Remarks</w:t>
-      </w:r>
-      <w:r>
-        <w:t>: _____________________</w:t>
+        <w:t>Lecturer Remarks: _____________________</w:t>
       </w:r>
     </w:p>
     <w:p>
@@ -2596,22 +2970,6 @@
 <file path=word/numbering.xml><?xml version="1.0" encoding="utf-8"?>
 <w:numbering xmlns:wpc="http://schemas.microsoft.com/office/word/2010/wordprocessingCanvas" xmlns:cx="http://schemas.microsoft.com/office/drawing/2014/chartex" xmlns:cx1="http://schemas.microsoft.com/office/drawing/2015/9/8/chartex" xmlns:mc="http://schemas.openxmlformats.org/markup-compatibility/2006" xmlns:o="urn:schemas-microsoft-com:office:office" xmlns:r="http://schemas.openxmlformats.org/officeDocument/2006/relationships" xmlns:m="http://schemas.openxmlformats.org/officeDocument/2006/math" xmlns:v="urn:schemas-microsoft-com:vml" xmlns:wp14="http://schemas.microsoft.com/office/word/2010/wordprocessingDrawing" xmlns:wp="http://schemas.openxmlformats.org/drawingml/2006/wordprocessingDrawing" xmlns:w10="urn:schemas-microsoft-com:office:word" xmlns:w="http://schemas.openxmlformats.org/wordprocessingml/2006/main" xmlns:w14="http://schemas.microsoft.com/office/word/2010/wordml" xmlns:w15="http://schemas.microsoft.com/office/word/2012/wordml" xmlns:w16se="http://schemas.microsoft.com/office/word/2015/wordml/symex" xmlns:wpg="http://schemas.microsoft.com/office/word/2010/wordprocessingGroup" xmlns:wpi="http://schemas.microsoft.com/office/word/2010/wordprocessingInk" xmlns:wne="http://schemas.microsoft.com/office/word/2006/wordml" xmlns:wps="http://schemas.microsoft.com/office/word/2010/wordprocessingShape" mc:Ignorable="w14 w15 w16se wp14">
   <w:abstractNum w:abstractNumId="0" w15:restartNumberingAfterBreak="0">
-    <w:multiLevelType w:val="singleLevel"/>
-    <w:tmpl w:val="C310EC42"/>
-    <w:lvl w:ilvl="0">
-      <w:start w:val="1"/>
-      <w:numFmt w:val="decimal"/>
-      <w:lvlText w:val="%1."/>
-      <w:lvlJc w:val="left"/>
-      <w:pPr>
-        <w:tabs>
-          <w:tab w:val="left" w:pos="1800"/>
-        </w:tabs>
-        <w:ind w:left="1800" w:hanging="360"/>
-      </w:pPr>
-    </w:lvl>
-  </w:abstractNum>
-  <w:abstractNum w:abstractNumId="1" w15:restartNumberingAfterBreak="0">
     <w:nsid w:val="00000001"/>
     <w:multiLevelType w:val="singleLevel"/>
     <w:tmpl w:val="E4089024"/>
@@ -2628,7 +2986,7 @@
       </w:pPr>
     </w:lvl>
   </w:abstractNum>
-  <w:abstractNum w:abstractNumId="2" w15:restartNumberingAfterBreak="0">
+  <w:abstractNum w:abstractNumId="1" w15:restartNumberingAfterBreak="0">
     <w:nsid w:val="00000002"/>
     <w:multiLevelType w:val="singleLevel"/>
     <w:tmpl w:val="FB12693A"/>
@@ -2646,7 +3004,7 @@
       </w:pPr>
     </w:lvl>
   </w:abstractNum>
-  <w:abstractNum w:abstractNumId="3" w15:restartNumberingAfterBreak="0">
+  <w:abstractNum w:abstractNumId="2" w15:restartNumberingAfterBreak="0">
     <w:nsid w:val="00000003"/>
     <w:multiLevelType w:val="singleLevel"/>
     <w:tmpl w:val="38441652"/>
@@ -2664,7 +3022,7 @@
       </w:pPr>
     </w:lvl>
   </w:abstractNum>
-  <w:abstractNum w:abstractNumId="4" w15:restartNumberingAfterBreak="0">
+  <w:abstractNum w:abstractNumId="3" w15:restartNumberingAfterBreak="0">
     <w:nsid w:val="00000004"/>
     <w:multiLevelType w:val="singleLevel"/>
     <w:tmpl w:val="171AC3A4"/>
@@ -2684,7 +3042,7 @@
       </w:rPr>
     </w:lvl>
   </w:abstractNum>
-  <w:abstractNum w:abstractNumId="5" w15:restartNumberingAfterBreak="0">
+  <w:abstractNum w:abstractNumId="4" w15:restartNumberingAfterBreak="0">
     <w:nsid w:val="00000005"/>
     <w:multiLevelType w:val="singleLevel"/>
     <w:tmpl w:val="F3EAFDEC"/>
@@ -2705,7 +3063,7 @@
       </w:rPr>
     </w:lvl>
   </w:abstractNum>
-  <w:abstractNum w:abstractNumId="6" w15:restartNumberingAfterBreak="0">
+  <w:abstractNum w:abstractNumId="5" w15:restartNumberingAfterBreak="0">
     <w:nsid w:val="00000006"/>
     <w:multiLevelType w:val="singleLevel"/>
     <w:tmpl w:val="3D1EFFD4"/>
@@ -2726,7 +3084,7 @@
       </w:rPr>
     </w:lvl>
   </w:abstractNum>
-  <w:abstractNum w:abstractNumId="7" w15:restartNumberingAfterBreak="0">
+  <w:abstractNum w:abstractNumId="6" w15:restartNumberingAfterBreak="0">
     <w:nsid w:val="00000007"/>
     <w:multiLevelType w:val="singleLevel"/>
     <w:tmpl w:val="D0A62B40"/>
@@ -2744,7 +3102,7 @@
       </w:pPr>
     </w:lvl>
   </w:abstractNum>
-  <w:abstractNum w:abstractNumId="8" w15:restartNumberingAfterBreak="0">
+  <w:abstractNum w:abstractNumId="7" w15:restartNumberingAfterBreak="0">
     <w:nsid w:val="00000008"/>
     <w:multiLevelType w:val="singleLevel"/>
     <w:tmpl w:val="29761A62"/>
@@ -2765,7 +3123,7 @@
       </w:rPr>
     </w:lvl>
   </w:abstractNum>
-  <w:abstractNum w:abstractNumId="9" w15:restartNumberingAfterBreak="0">
+  <w:abstractNum w:abstractNumId="8" w15:restartNumberingAfterBreak="0">
     <w:nsid w:val="00000009"/>
     <w:multiLevelType w:val="hybridMultilevel"/>
     <w:tmpl w:val="0562848C"/>
@@ -2851,7 +3209,7 @@
       </w:pPr>
     </w:lvl>
   </w:abstractNum>
-  <w:abstractNum w:abstractNumId="10" w15:restartNumberingAfterBreak="0">
+  <w:abstractNum w:abstractNumId="9" w15:restartNumberingAfterBreak="0">
     <w:nsid w:val="0B4B6D4C"/>
     <w:multiLevelType w:val="hybridMultilevel"/>
     <w:tmpl w:val="87F8D8A8"/>
@@ -2940,41 +3298,58 @@
       </w:pPr>
     </w:lvl>
   </w:abstractNum>
+  <w:abstractNum w:abstractNumId="10" w15:restartNumberingAfterBreak="0">
+    <w:nsid w:val="4738627C"/>
+    <w:multiLevelType w:val="singleLevel"/>
+    <w:tmpl w:val="C310EC42"/>
+    <w:lvl w:ilvl="0">
+      <w:start w:val="1"/>
+      <w:numFmt w:val="decimal"/>
+      <w:lvlText w:val="%1."/>
+      <w:lvlJc w:val="left"/>
+      <w:pPr>
+        <w:tabs>
+          <w:tab w:val="left" w:pos="1800"/>
+        </w:tabs>
+        <w:ind w:left="1800" w:hanging="360"/>
+      </w:pPr>
+    </w:lvl>
+  </w:abstractNum>
   <w:num w:numId="1">
+    <w:abstractNumId w:val="7"/>
+  </w:num>
+  <w:num w:numId="2">
+    <w:abstractNumId w:val="5"/>
+  </w:num>
+  <w:num w:numId="3">
+    <w:abstractNumId w:val="4"/>
+  </w:num>
+  <w:num w:numId="4">
+    <w:abstractNumId w:val="6"/>
+  </w:num>
+  <w:num w:numId="5">
+    <w:abstractNumId w:val="2"/>
+  </w:num>
+  <w:num w:numId="6">
+    <w:abstractNumId w:val="1"/>
+  </w:num>
+  <w:num w:numId="7">
+    <w:abstractNumId w:val="3"/>
+  </w:num>
+  <w:num w:numId="8">
+    <w:abstractNumId w:val="0"/>
+  </w:num>
+  <w:num w:numId="9">
+    <w:abstractNumId w:val="10"/>
+  </w:num>
+  <w:num w:numId="10">
     <w:abstractNumId w:val="8"/>
   </w:num>
-  <w:num w:numId="2">
-    <w:abstractNumId w:val="6"/>
-  </w:num>
-  <w:num w:numId="3">
-    <w:abstractNumId w:val="5"/>
-  </w:num>
-  <w:num w:numId="4">
-    <w:abstractNumId w:val="7"/>
-  </w:num>
-  <w:num w:numId="5">
-    <w:abstractNumId w:val="3"/>
-  </w:num>
-  <w:num w:numId="6">
-    <w:abstractNumId w:val="2"/>
-  </w:num>
-  <w:num w:numId="7">
-    <w:abstractNumId w:val="4"/>
-  </w:num>
-  <w:num w:numId="8">
-    <w:abstractNumId w:val="1"/>
-  </w:num>
-  <w:num w:numId="9">
-    <w:abstractNumId w:val="0"/>
-  </w:num>
-  <w:num w:numId="10">
-    <w:abstractNumId w:val="9"/>
-  </w:num>
   <w:num w:numId="11">
-    <w:abstractNumId w:val="9"/>
+    <w:abstractNumId w:val="8"/>
   </w:num>
   <w:num w:numId="12">
-    <w:abstractNumId w:val="10"/>
+    <w:abstractNumId w:val="9"/>
   </w:num>
 </w:numbering>
 </file>
@@ -14502,7 +14877,7 @@
 </file>
 
 <file path=customXml/itemProps1.xml><?xml version="1.0" encoding="utf-8"?>
-<ds:datastoreItem xmlns:ds="http://schemas.openxmlformats.org/officeDocument/2006/customXml" ds:itemID="{B6CB9F42-7D61-4A00-BB1D-BF4ACCDC0E0B}">
+<ds:datastoreItem xmlns:ds="http://schemas.openxmlformats.org/officeDocument/2006/customXml" ds:itemID="{10CCABE6-E2F8-49E8-9EE6-9A4870752D45}">
   <ds:schemaRefs>
     <ds:schemaRef ds:uri="http://schemas.openxmlformats.org/officeDocument/2006/bibliography"/>
   </ds:schemaRefs>
